--- a/2. Requirement Analysis/Technology Stack - Template.docx
+++ b/2. Requirement Analysis/Technology Stack - Template.docx
@@ -164,6 +164,17 @@
             </w:pPr>
             <w:r>
               <w:rPr>
+                <w:rFonts w:ascii="Montserrat" w:cs="Montserrat" w:eastAsia="Montserrat" w:hAnsi="Montserrat"/>
+                <w:color w:val="4b5563"/>
+                <w:sz w:val="21"/>
+                <w:szCs w:val="21"/>
+                <w:highlight w:val="white"/>
+                <w:rtl w:val="0"/>
+              </w:rPr>
+              <w:t xml:space="preserve">SWTID-2026-2227</w:t>
+            </w:r>
+            <w:r>
+              <w:rPr>
                 <w:rtl w:val="0"/>
               </w:rPr>
             </w:r>
@@ -305,7 +316,7 @@
       </w:pPr>
       <w:sdt>
         <w:sdtPr>
-          <w:id w:val="-1798880069"/>
+          <w:id w:val="-232910479"/>
           <w:tag w:val="goog_rdk_0"/>
         </w:sdtPr>
         <w:sdtContent>
@@ -341,7 +352,7 @@
       </w:pPr>
       <w:sdt>
         <w:sdtPr>
-          <w:id w:val="-948150277"/>
+          <w:id w:val="-1559847037"/>
           <w:tag w:val="goog_rdk_1"/>
         </w:sdtPr>
         <w:sdtContent>
@@ -377,7 +388,7 @@
       </w:pPr>
       <w:sdt>
         <w:sdtPr>
-          <w:id w:val="18365824"/>
+          <w:id w:val="118505543"/>
           <w:tag w:val="goog_rdk_2"/>
         </w:sdtPr>
         <w:sdtContent>
@@ -413,7 +424,7 @@
       </w:pPr>
       <w:sdt>
         <w:sdtPr>
-          <w:id w:val="-1627567522"/>
+          <w:id w:val="-869886099"/>
           <w:tag w:val="goog_rdk_3"/>
         </w:sdtPr>
         <w:sdtContent>
@@ -449,7 +460,7 @@
       </w:pPr>
       <w:sdt>
         <w:sdtPr>
-          <w:id w:val="1638055697"/>
+          <w:id w:val="2012843335"/>
           <w:tag w:val="goog_rdk_4"/>
         </w:sdtPr>
         <w:sdtContent>
@@ -485,7 +496,7 @@
       </w:pPr>
       <w:sdt>
         <w:sdtPr>
-          <w:id w:val="-780409022"/>
+          <w:id w:val="1593745555"/>
           <w:tag w:val="goog_rdk_5"/>
         </w:sdtPr>
         <w:sdtContent>
@@ -521,7 +532,7 @@
       </w:pPr>
       <w:sdt>
         <w:sdtPr>
-          <w:id w:val="-110509719"/>
+          <w:id w:val="-1609572954"/>
           <w:tag w:val="goog_rdk_6"/>
         </w:sdtPr>
         <w:sdtContent>
@@ -557,7 +568,7 @@
       </w:pPr>
       <w:sdt>
         <w:sdtPr>
-          <w:id w:val="-1724043131"/>
+          <w:id w:val="-183023684"/>
           <w:tag w:val="goog_rdk_7"/>
         </w:sdtPr>
         <w:sdtContent>
@@ -593,7 +604,7 @@
       </w:pPr>
       <w:sdt>
         <w:sdtPr>
-          <w:id w:val="-492589249"/>
+          <w:id w:val="489390060"/>
           <w:tag w:val="goog_rdk_8"/>
         </w:sdtPr>
         <w:sdtContent>
